--- a/example_articles/states/Multiple/6.states_Multiple_Other_publisher.docx
+++ b/example_articles/states/Multiple/6.states_Multiple_Other_publisher.docx
@@ -31,17 +31,17 @@
     </w:p>
     <w:p>
       <w:r>
-        <w:t>Source File: Other publishers/Files (500) (30).DOCX</w:t>
+        <w:t>Source file: Other publishers/Files (500) (30).DOCX</w:t>
       </w:r>
     </w:p>
     <w:p>
       <w:r>
-        <w:t>Raw locations result: ['West Virginia', 'Kentucky', 'Maryland', 'California', 'New York']</w:t>
+        <w:t>Raw locations result, 'locations': ['West Virginia', 'Kentucky', 'Maryland', 'California', 'New York']</w:t>
       </w:r>
     </w:p>
     <w:p>
       <w:r>
-        <w:t>states_stand_flat (Standardized): Multiple</w:t>
+        <w:t>Standardized locations result, 'states_stand_flat': Multiple</w:t>
       </w:r>
     </w:p>
     <w:p>

--- a/example_articles/states/Multiple/6.states_Multiple_Other_publisher.docx
+++ b/example_articles/states/Multiple/6.states_Multiple_Other_publisher.docx
@@ -7,11 +7,7 @@
         <w:pStyle w:val="Heading1"/>
       </w:pPr>
       <w:r>
-        <w:t>City verges on bankruptcy;</w:t>
-        <w:br/>
-        <w:t>Philadelphia coffers may empty soon;</w:t>
-        <w:br/>
-        <w:t>Dollar drain in Philadelphia</w:t>
+        <w:t>Gulf contribution reflects South's military tradition</w:t>
       </w:r>
     </w:p>
     <w:p>
@@ -21,22 +17,22 @@
     </w:p>
     <w:p>
       <w:r>
-        <w:t>Date: 1990-10-11</w:t>
+        <w:t>Date: 1990-12-12</w:t>
       </w:r>
     </w:p>
     <w:p>
       <w:r>
-        <w:t>Section: NEWS; Pg. 8A</w:t>
+        <w:t>Section: NEWS; Pg. 10A; Statesline</w:t>
       </w:r>
     </w:p>
     <w:p>
       <w:r>
-        <w:t>Source file: Other publishers/Files (500) (30).DOCX</w:t>
+        <w:t>Source file: Other publishers/Files (500) (27).DOCX</w:t>
       </w:r>
     </w:p>
     <w:p>
       <w:r>
-        <w:t>Raw locations result, 'locations': ['West Virginia', 'Kentucky', 'Maryland', 'California', 'New York']</w:t>
+        <w:t>Raw locations result, 'locations': ['Mississippi', 'Louisiana', 'Tennessee', 'Alabama', 'Florida', 'North Carolina', 'Arkansas', 'Georgia', 'South Carolina']</w:t>
       </w:r>
     </w:p>
     <w:p>
@@ -53,91 +49,55 @@
     </w:p>
     <w:p>
       <w:r>
-        <w:t>'Philadelphia could be an example of what may happen in the 1990s to other major cities'</w:t>
+        <w:t>A fictional Southerner in Mac Hyman's No Time For Sergeants summed up why he wanted to be in the infantry, nearly 40 years ago:</w:t>
         <w:br/>
-        <w:t xml:space="preserve"> All eyes may be focused on the USA's budget battle, but the fallout is hitting cities hard. Squeezed by federal funding cuts, Philadelphia is scrambling to avoid a Dec. 1 date with bankruptcy. More than a decade after it almost went under, New York is in trouble again. Here's a bottom-line look at the financial condition of the nation's 20 largest cities.</w:t>
+        <w:t>''My great-grandpa was under Stonewall Jackson in the Battle of Chancellorsville … and his brother was with Forrest and my Dad … was in the Rainbow Division and I had two brothers in the last war,'' said the character Ben.</w:t>
         <w:br/>
-        <w:t>PHILADELPHIA - From his perch atop rust-edged City Hall, a bronze William Penn gazes into the future of the city he founded. Below his sculptured eyes, lies a huge hole, a gaping, $ 33 million reminder of what was to have been a new courthouse - until the money ran out.</w:t>
+        <w:t>The tradition of fighting Southerners is continuing during the military buildup in the Persian Gulf. States like Mississippi, Louisiana, Tennessee, Alabama, Florida and North Carolina are contributing more than their share of the National Guard and Reserves.</w:t>
         <w:br/>
-        <w:t>That grass-covered chasm is but a dimple, though, compared to the deep financial hole the nation's fifth-largest city finds itself in.  A $ 206 million budget deficit threatens to plunge Philadelphia into bankruptcy if a solution is not found by Dec. 1.</w:t>
+        <w:t>Statistics from the Department of Defense show Southern states lead the rest of the nation in the number of recently activated reservists. By Nov. 25, Alabama, with 3,988 activated reserve troops, had contributed nearly as many reservists to the recent call-up as much more populous California, where 4,050 had been activated.</w:t>
         <w:br/>
-        <w:t>Embattled Mayor W. Wilson Goode won't speculate what would happen if the city goes broke. But City Controller Jonathan Saidel has an inkling: ''The government may come to a standstill. … Trash pickup, cops, fire - all would stop.''</w:t>
+        <w:t>Among the leaders in numbers of activated reserves were: Arkansas, 2,221; Florida, 2,905; Georgia, 3,189; Tennessee, 3,022; South Carolina, 1,844; Louisiana, 2,390; Mississippi, 2,005; and North Carolina, 3,443.</w:t>
         <w:br/>
-        <w:t>The causes of the current calamity are familiar. Federal aid has been drastically slashed - from more than $ 250 million in 1981 to $ 54 million this year. The city has lost nearly 500,000 residents since 1950 - most middle- class taxpayers moving to the suburbs. Those left behind need more help with rising crime, drugs, homelessness and other problems.</w:t>
+        <w:t>By comparison, New York state, with a population of 17.5 million, contributed 3,065 reserve troops. Pennsylvania, more populous than any Southern state except Florida and Texas, contributed 1,578 out of its 12 million population.</w:t>
         <w:br/>
-        <w:t>Philadelphia is ''trying to do too much for too many people with too little resources,'' says Republican mayoral candidate Samuel Katz.</w:t>
+        <w:t>While these figures change daily, the pattern of contributions from individual states isn't likely to change.</w:t>
         <w:br/>
-        <w:t xml:space="preserve"> </w:t>
+        <w:t>The lingering small town, rural nature of the South is a major factor in the popularity of the Guard and Reserves in the region, said Rep. G.V. ''Sonny'' Montgomery, D-Miss., a high-ranking member of the House Armed Services Committee and chairman of the House Veterans Affairs Committee.</w:t>
         <w:br/>
-        <w:t xml:space="preserve"> It isn't the only one. ''Philadelphia could be an example of what may happen in the 1990s to other major cities,'' Saidel warns. Unlike earlier cash crunches, such as New York's in the mid-1970s, Philadelphia's comes at the start of a national economic downturn that could hit it and other Northeast cities extra hard.</w:t>
+        <w:t>''It is the small town South,'' said Montgomery, a World War II veteran. ''It hasn't changed. That is the way it was in World War II, Korea and Vietnam.''</w:t>
         <w:br/>
-        <w:t>So far, the economy here remains strong. But there are ominous signs. Office vacancies run 25%.</w:t>
+        <w:t>Unlike metropolitan areas where units often struggle to find volunteers, communities in the South jealously seek to get Guard and Reserve units because of their economic boost to the area, Montgomery said. These units become part of the fabric of small-town society, he said.</w:t>
         <w:br/>
-        <w:t>For now, there's mostly hot air blowing around town. ''The problem is as much political as it is financial,'' says Democrat Goode. ''Probably, it's more political.''</w:t>
+        <w:t>''It is kind of the center of the community, the armory. In the big city, you've got stadiums, coliseums, skating rinks.''</w:t>
         <w:br/>
-        <w:t>Says child care provider Deborah Jackson, ''if the city and state don't band together we're going under.''</w:t>
+        <w:t>The Persian Gulf crisis has shown the Pentagon's increased dependence on these Guard and Reserve units, which play a larger role today in both support and combat missions than ever before.</w:t>
         <w:br/>
-        <w:t>That may be, but - despite city deficits back to 1988 - nobody's budging. State officials say the city spends too much money and mismanages what it has. Some leaders favor an outside advisory board like the one that salvaged New York in the mid-1970s.</w:t>
+        <w:t>The Pentagon has no regional breakdown of regular troops that may now be serving in the Persian Gulf.</w:t>
         <w:br/>
-        <w:t>State legislators ''think it's a very wicked, corrupt city and why should (they) throw money at it to bail it out?'' says Peter Binzen, a local author. Philadelphia says it doesn't want a bailout or an overseer. It just wants the state to pay its share for social services.</w:t>
+        <w:t>But with its large working class and minority population, the South is undoubtedly a major contributor. The Pentagon says that nearly 21% of all its active troops are black. Blacks make up about 13% of the nation's population and are most heavily concentrated in the South.</w:t>
         <w:br/>
-        <w:t>Goode also wants the state to allow the city to levy a 1.5% sales tax. Although state lawmakers haven't approved that tax, it's included in Philadelphia's current $ 2.1 billion ''balanced'' budget. Still, the city council opposes new taxes.</w:t>
+        <w:t>Many of the nation's military bases also are located in the South, where land has traditionally been cheap and the warm weather ideal for training.</w:t>
         <w:br/>
-        <w:t>So do many residents. ''This is the most taxed city in the whole world,'' says Joe Giordano, a storeowner in the 9th Street Italian Market. ''Next thing you know they're gonna tax your breathing.''</w:t>
+        <w:t>''It is a question of training troops in a mild climate and not having to heat large areas,'' said Karl Cocke, historian with the Army's Center for Military History in Washington. ''There is more room there (in the South and Southwest) for training activities.''</w:t>
         <w:br/>
-        <w:t>Such comments explain why Goode - who by law cannot seek a third term in 1991 - is almost alone in favoring more taxes. Most fear voter wrath come November and rail against Goode's leadership. ''I would prefer the mayor be more aggressive,'' says Councilman and mayoral candidate George Burrell. ''The mayor has to step forward.''</w:t>
+        <w:t>The South's traditional patriotism, political conservatism, and economic problems have been reasons why its citizens join the military.</w:t>
         <w:br/>
-        <w:t>Nonsense, says the usually-unruffled Goode, slamming his hand on a blue- bound copy of his 1988 fiscal plan. The mayor says this document could solve the city's money woes. But, he says, state and city officials have ignored it.</w:t>
+        <w:t>Those are some of the reasons that motivated Sgt. Wayne Morgan, 59, of Nettleton, Miss., a member of the Army National Guard's recently activated 155th Armored Brigade.</w:t>
         <w:br/>
-        <w:t>Others say reports aren't enough, that Goode's virtue is his vice.</w:t>
+        <w:t>Some join simply out of loyalty to the country, Morgan said. Others join for that reason and because of ''hard times … like when I got in (1974).''</w:t>
         <w:br/>
-        <w:t>''He disdains backroom politics, deal-making,'' says Katz, the GOP candidate. ''While that may make him a more honorable person than others, it's left the city in chaos.''</w:t>
-        <w:br/>
-        <w:t>''It's unfair to blame me,'' Goode says. ''People will always look for a scapegoat and … the mayor is most visible.''</w:t>
-        <w:br/>
-        <w:t>Some blame racism for fueling criticism of Philadelphia's first black mayor. Says the Rev. James Allen of Vine Memorial Baptist Church, which recently held a rally for Goode: ''The intent is to hurt the future of black political leadership.''</w:t>
-        <w:br/>
-        <w:t>Motives aside, echoes of squabbling are being heard in the canyons of Wall Street, 88 miles away. Investors recently balked at $ 375 million in short- term ''junk bonds.'' They are needed to cover expenses until winter taxes arrive.</w:t>
-        <w:br/>
-        <w:t>Bond rating agencies worry about the city's ability to pay debts: Moody's gives it a B rating, Standard &amp; Poor's a CCC.</w:t>
-        <w:br/>
-        <w:t>''Wall Street saw there was not the political will'' among elected officials, Goode says.</w:t>
-        <w:br/>
-        <w:t>In the meantime, officials struggle to pay the bills. On one recent day Saidel stopped a $ 30,000 payment for legal services while approving $ 400,000 for police radios.</w:t>
-        <w:br/>
-        <w:t>''There's now a priority system'' for payments, Saidel says.</w:t>
-        <w:br/>
-        <w:t>There has to be. There's not much room for error.</w:t>
-        <w:br/>
-        <w:t>The overloaded courts are on the verge of a breakdown. The criminal justice system, which routinely frees suspects to make room for the worst offenders, is considered by many as the USA's worst.</w:t>
-        <w:br/>
-        <w:t>''Everybody's overworked. It's just too much to handle,'' says Stephanie Lowe, a probation officer. Now, she juggles 250 cases. A decade ago, she handled 25.</w:t>
-        <w:br/>
-        <w:t>Since 1988, Philadelphia has slashed its budget by $ 400 million and laid off 2,200 workers, 8% of its workforce. Says Goode: ''We have cut all the things we can cut.''</w:t>
-        <w:br/>
-        <w:t>Residents' reactions:</w:t>
-        <w:br/>
-        <w:t>- ''It's terrible,'' says James Cawley. His neighborhood is ''filthy. Trash collection is always late. The cops are never around when you need them.''</w:t>
-        <w:br/>
-        <w:t>- ''I've lived here 67 years and I don't think I've ever seen the city in such bad shape,'' says Lenore Fisher, who lives on Rittenhouse Square. Just around the corner, empty storefronts and ''for sale'' signs alternate with chic shops on Walnut Street.</w:t>
-        <w:br/>
-        <w:t>Cawley says ''the priorities are in the center city'' - which has the tourist attractions. But take a close look there and you find that Independence Hall has a leaky roof.</w:t>
-        <w:br/>
-        <w:t>Over on working-class Market Street, there are other concerns. ''I'm worried if I'm going to get paid,'' says Robert Taylor, a city license and inspections clerk. He may apply to a temporary employee agency, just in case. So far, Taylor has time. But that - and money - is running out. And not just here.</w:t>
-        <w:br/>
-        <w:t>''The city's problems are not significantly different than most American big cities today,'' says Philadelphia magazine editor Ron Javers. ''We have a large population who require city services and a smaller population who pay taxes to fund them. When you have more takers than givers, you've got a problem.''</w:t>
+        <w:t>Morgan, who worked at a garment factory in 1974, said he joined at least in part because he ''needed the extra income for my home payment.''</w:t>
         <w:br/>
         <w:t xml:space="preserve"> TEXT OF GRAPHIC</w:t>
         <w:br/>
-        <w:t>Loss of federal aid and population have Phildelphia onthe financial ropes. The nation's fifth largest city faces bankruptch if its budget problems are not solved by Dec. 1.</w:t>
+        <w:t>Desert Shield reservists</w:t>
         <w:br/>
-        <w:t>COMPLETE TEXT NOT AVAILABLE</w:t>
+        <w:t>Total number of reservists - including National Guard units - from each state called into active duty in Operation Desert Shield. The Department of Defense numbers are as of Nov. 25.</w:t>
         <w:br/>
+        <w:t>Guam &amp; V.I.  0</w:t>
         <w:br/>
-        <w:t>Notes</w:t>
-        <w:br/>
-        <w:br/>
-        <w:t>Ribbon Label; MONEY TROUBLES IN METROPOLITAN USA; 3</w:t>
+        <w:t>Source: Department of Defense</w:t>
         <w:br/>
         <w:br/>
         <w:t>Graphic</w:t>
@@ -145,11 +105,11 @@
         <w:br/>
         <w:t xml:space="preserve"> </w:t>
         <w:br/>
-        <w:t>b/w, Jeff Dionise, USA TODAY (Graph); EAR PHOTO; b/w, AP (Wilson Goode); PHOTO; b/w, Tim Dillon, USA TODAY (Joe Silva); PHOTO; b/w, Tim Dillon, USA TODAY (Betsy Reveal); PHOTO; b/w, Tim Dillon, USA TODAY (Robert Taylor)</w:t>
+        <w:t>b/w, Source: Department of Defense; PHOTO; b/w, Fred Bayles, AP</w:t>
         <w:br/>
         <w:t xml:space="preserve"> </w:t>
         <w:br/>
-        <w:t>CUTLINE: DOGGONE: Vendor Joe Silva says city told Mayor Goode,''Hey we're broke!'' CUTLINE: BUDGET DIRECTOR: Betsy Reveal thinks 'political agreement' could have solved problesm CUTLINE: JOB WORRIES: Robert Taylor, a city license and inspections clerk, says he's concerned about whether he'll get paid.</w:t>
+        <w:t>CUTLINE: GULF GOODBYE: National Guard member Ulysses Calhoun kisses daughter Whitney before leaving South Carolina for Saudi Arabia on Sept. 17.</w:t>
       </w:r>
     </w:p>
     <w:sectPr>

--- a/example_articles/states/Multiple/6.states_Multiple_Other_publisher.docx
+++ b/example_articles/states/Multiple/6.states_Multiple_Other_publisher.docx
@@ -7,7 +7,7 @@
         <w:pStyle w:val="Heading1"/>
       </w:pPr>
       <w:r>
-        <w:t>Gulf contribution reflects South's military tradition</w:t>
+        <w:t>Religion, guns have been backdrop for 'bitter' class for years</w:t>
       </w:r>
     </w:p>
     <w:p>
@@ -17,22 +17,22 @@
     </w:p>
     <w:p>
       <w:r>
-        <w:t>Date: 1990-12-12</w:t>
+        <w:t>Date: 2008-04-18</w:t>
       </w:r>
     </w:p>
     <w:p>
       <w:r>
-        <w:t>Section: NEWS; Pg. 10A; Statesline</w:t>
+        <w:t>Section: NEWS; Pg. 11A</w:t>
       </w:r>
     </w:p>
     <w:p>
       <w:r>
-        <w:t>Source file: Other publishers/Files (500) (27).DOCX</w:t>
+        <w:t>Source file: Other publishers/Files (500) (6).DOCX</w:t>
       </w:r>
     </w:p>
     <w:p>
       <w:r>
-        <w:t>Raw locations result, 'locations': ['Mississippi', 'Louisiana', 'Tennessee', 'Alabama', 'Florida', 'North Carolina', 'Arkansas', 'Georgia', 'South Carolina']</w:t>
+        <w:t>Raw locations result, 'locations': ['Texas', 'Illinois', 'Pennsylvania']</w:t>
       </w:r>
     </w:p>
     <w:p>
@@ -49,55 +49,35 @@
     </w:p>
     <w:p>
       <w:r>
-        <w:t>A fictional Southerner in Mac Hyman's No Time For Sergeants summed up why he wanted to be in the infantry, nearly 40 years ago:</w:t>
+        <w:t>I am shocked by how some people are taking Barack Obama's statement from April 6 totally out of context ("Obama: 'Bitter' comments were ill chosen," USATODAY.com, Saturday).</w:t>
         <w:br/>
-        <w:t>''My great-grandpa was under Stonewall Jackson in the Battle of Chancellorsville … and his brother was with Forrest and my Dad … was in the Rainbow Division and I had two brothers in the last war,'' said the character Ben.</w:t>
+        <w:t>Obama said at a private fundraiser in San Francisco that working class voters "get bitter" and "cling to guns or religion."</w:t>
         <w:br/>
-        <w:t>The tradition of fighting Southerners is continuing during the military buildup in the Persian Gulf. States like Mississippi, Louisiana, Tennessee, Alabama, Florida and North Carolina are contributing more than their share of the National Guard and Reserves.</w:t>
+        <w:t>I would add that religion and violence have been the foundation for bitterness not just for the working class but for thousands of poor people for years. When gasoline prices are so high and groceries cost so much, the poor sometimes resort to violence. Other times they go to churches for food, counseling and prayer.</w:t>
         <w:br/>
-        <w:t>Statistics from the Department of Defense show Southern states lead the rest of the nation in the number of recently activated reservists. By Nov. 25, Alabama, with 3,988 activated reserve troops, had contributed nearly as many reservists to the recent call-up as much more populous California, where 4,050 had been activated.</w:t>
+        <w:t>When Obama toured Pennsylvania recently, he saw people living in dire economic conditions. I'm sure that experience broke his heart.</w:t>
         <w:br/>
-        <w:t>Among the leaders in numbers of activated reserves were: Arkansas, 2,221; Florida, 2,905; Georgia, 3,189; Tennessee, 3,022; South Carolina, 1,844; Louisiana, 2,390; Mississippi, 2,005; and North Carolina, 3,443.</w:t>
+        <w:t>And what happened?</w:t>
         <w:br/>
-        <w:t>By comparison, New York state, with a population of 17.5 million, contributed 3,065 reserve troops. Pennsylvania, more populous than any Southern state except Florida and Texas, contributed 1,578 out of its 12 million population.</w:t>
+        <w:t>He voiced his concern at a fundraiser, and Sen. Hillary Clinton of New York jumped on his words, which are being played as though the senator of Illinois lacks compassion toward working-class voters.</w:t>
         <w:br/>
-        <w:t>While these figures change daily, the pattern of contributions from individual states isn't likely to change.</w:t>
+        <w:t>Billy C. Murdock</w:t>
         <w:br/>
-        <w:t>The lingering small town, rural nature of the South is a major factor in the popularity of the Guard and Reserves in the region, said Rep. G.V. ''Sonny'' Montgomery, D-Miss., a high-ranking member of the House Armed Services Committee and chairman of the House Veterans Affairs Committee.</w:t>
+        <w:t>New Braunfels, Texas</w:t>
         <w:br/>
-        <w:t>''It is the small town South,'' said Montgomery, a World War II veteran. ''It hasn't changed. That is the way it was in World War II, Korea and Vietnam.''</w:t>
+        <w:t>Wake up, working class</w:t>
         <w:br/>
-        <w:t>Unlike metropolitan areas where units often struggle to find volunteers, communities in the South jealously seek to get Guard and Reserve units because of their economic boost to the area, Montgomery said. These units become part of the fabric of small-town society, he said.</w:t>
+        <w:t>I live in a rural area where good jobs have gone south and likely will not return.</w:t>
         <w:br/>
-        <w:t>''It is kind of the center of the community, the armory. In the big city, you've got stadiums, coliseums, skating rinks.''</w:t>
+        <w:t>The very people who have suffered most still overwhelmingly vote for presidential candidates who pander to big business. The question that Barack Obama was trying to answer was why working-class Americans don't vote for him. His answer was insightful and true. Poor people seemingly vote for candidates based on reasons other than their own economic interests.</w:t>
         <w:br/>
-        <w:t>The Persian Gulf crisis has shown the Pentagon's increased dependence on these Guard and Reserve units, which play a larger role today in both support and combat missions than ever before.</w:t>
+        <w:t>Their concerns over gun control, abortion, flag burning and prayer seem to trump their job pain. Obama explained all this eloquently.</w:t>
         <w:br/>
-        <w:t>The Pentagon has no regional breakdown of regular troops that may now be serving in the Persian Gulf.</w:t>
+        <w:t>My hope is that in the next election, common people such as myself will reject the red herring excuses and stop shooting themselves in the foot.</w:t>
         <w:br/>
-        <w:t>But with its large working class and minority population, the South is undoubtedly a major contributor. The Pentagon says that nearly 21% of all its active troops are black. Blacks make up about 13% of the nation's population and are most heavily concentrated in the South.</w:t>
+        <w:t>Ed Fitch</w:t>
         <w:br/>
-        <w:t>Many of the nation's military bases also are located in the South, where land has traditionally been cheap and the warm weather ideal for training.</w:t>
-        <w:br/>
-        <w:t>''It is a question of training troops in a mild climate and not having to heat large areas,'' said Karl Cocke, historian with the Army's Center for Military History in Washington. ''There is more room there (in the South and Southwest) for training activities.''</w:t>
-        <w:br/>
-        <w:t>The South's traditional patriotism, political conservatism, and economic problems have been reasons why its citizens join the military.</w:t>
-        <w:br/>
-        <w:t>Those are some of the reasons that motivated Sgt. Wayne Morgan, 59, of Nettleton, Miss., a member of the Army National Guard's recently activated 155th Armored Brigade.</w:t>
-        <w:br/>
-        <w:t>Some join simply out of loyalty to the country, Morgan said. Others join for that reason and because of ''hard times … like when I got in (1974).''</w:t>
-        <w:br/>
-        <w:t>Morgan, who worked at a garment factory in 1974, said he joined at least in part because he ''needed the extra income for my home payment.''</w:t>
-        <w:br/>
-        <w:t xml:space="preserve"> TEXT OF GRAPHIC</w:t>
-        <w:br/>
-        <w:t>Desert Shield reservists</w:t>
-        <w:br/>
-        <w:t>Total number of reservists - including National Guard units - from each state called into active duty in Operation Desert Shield. The Department of Defense numbers are as of Nov. 25.</w:t>
-        <w:br/>
-        <w:t>Guam &amp; V.I.  0</w:t>
-        <w:br/>
-        <w:t>Source: Department of Defense</w:t>
+        <w:t xml:space="preserve">Lawrenceville, Ill. </w:t>
         <w:br/>
         <w:br/>
         <w:t>Graphic</w:t>
@@ -105,11 +85,7 @@
         <w:br/>
         <w:t xml:space="preserve"> </w:t>
         <w:br/>
-        <w:t>b/w, Source: Department of Defense; PHOTO; b/w, Fred Bayles, AP</w:t>
-        <w:br/>
-        <w:t xml:space="preserve"> </w:t>
-        <w:br/>
-        <w:t>CUTLINE: GULF GOODBYE: National Guard member Ulysses Calhoun kisses daughter Whitney before leaving South Carolina for Saudi Arabia on Sept. 17.</w:t>
+        <w:t>PHOTO, B/W, William Thomas Cain, Getty Images</w:t>
       </w:r>
     </w:p>
     <w:sectPr>

--- a/example_articles/states/Multiple/6.states_Multiple_Other_publisher.docx
+++ b/example_articles/states/Multiple/6.states_Multiple_Other_publisher.docx
@@ -7,7 +7,7 @@
         <w:pStyle w:val="Heading1"/>
       </w:pPr>
       <w:r>
-        <w:t>Religion, guns have been backdrop for 'bitter' class for years</w:t>
+        <w:t>RECEPTIVE CROWDS APPLAUD CLINTON'S PITCH FOR SURPLUS</w:t>
       </w:r>
     </w:p>
     <w:p>
@@ -17,22 +17,22 @@
     </w:p>
     <w:p>
       <w:r>
-        <w:t>Date: 2008-04-18</w:t>
+        <w:t>Date: 1999-01-21</w:t>
       </w:r>
     </w:p>
     <w:p>
       <w:r>
-        <w:t>Section: NEWS; Pg. 11A</w:t>
+        <w:t>Section: NATIONAL,</w:t>
       </w:r>
     </w:p>
     <w:p>
       <w:r>
-        <w:t>Source file: Other publishers/Files (500) (6).DOCX</w:t>
+        <w:t>Source file: Other publishers/Files (500) (22).DOCX</w:t>
       </w:r>
     </w:p>
     <w:p>
       <w:r>
-        <w:t>Raw locations result, 'locations': ['Texas', 'Illinois', 'Pennsylvania']</w:t>
+        <w:t>Raw locations result, 'locations': ['New York', 'Pennsylvania']</w:t>
       </w:r>
     </w:p>
     <w:p>
@@ -49,35 +49,45 @@
     </w:p>
     <w:p>
       <w:r>
-        <w:t>I am shocked by how some people are taking Barack Obama's statement from April 6 totally out of context ("Obama: 'Bitter' comments were ill chosen," USATODAY.com, Saturday).</w:t>
+        <w:t>President Clinton took the blueprint for the remainder of his term on the road yesterday and got a thunderous expression of heartland support from the Democratic faithful in this working class town near the Canadian border.</w:t>
         <w:br/>
-        <w:t>Obama said at a private fundraiser in San Francisco that working class voters "get bitter" and "cling to guns or religion."</w:t>
+        <w:t>As his attorneys rolled out day two of his defense in the Senate impeachment trial, Clinton fled Washington for the snow-covered fields and factories of western New York and Eastern Pennsylvania.</w:t>
         <w:br/>
-        <w:t>I would add that religion and violence have been the foundation for bitterness not just for the working class but for thousands of poor people for years. When gasoline prices are so high and groceries cost so much, the poor sometimes resort to violence. Other times they go to churches for food, counseling and prayer.</w:t>
+        <w:t>In speeches in both places, Clinton asked Americans of all ages to get behind his plan to invest $ 4 trillion in projected budget surpluses over the next 15 years, preparing for an aging population. He took aim at Republican plans to use much of the money for an across-the-board income tax cut, saying the country needs to harness its current prosperity to confront future challenges.</w:t>
         <w:br/>
-        <w:t>When Obama toured Pennsylvania recently, he saw people living in dire economic conditions. I'm sure that experience broke his heart.</w:t>
+        <w:t>"We cannot afford to squander this moment," Clinton told some 21,000 supporters gathered at the Marine Midland Arena, home of the Buffalo Sabres hockey team. "We have to make the most of it. We have to look at the long-term challenges facing America."</w:t>
         <w:br/>
-        <w:t>And what happened?</w:t>
+        <w:t>Later, addressing some 3,500 students, teachers and parents at Norristown Area High School outside Philadelphia, in Montgomery County, Clinton charged grownups in the audience to look at the young people present, "and ask yourself, ' Do you really want to run the risk of squandering this surplus?'"</w:t>
         <w:br/>
-        <w:t>He voiced his concern at a fundraiser, and Sen. Hillary Clinton of New York jumped on his words, which are being played as though the senator of Illinois lacks compassion toward working-class voters.</w:t>
+        <w:t>In his State of the Union address to Congress on Tuesday, Clinton called for investing $ 2.7 trillion over the coming 15 years to shore up the financially ailing Social Security program, which provides retirement benefits to one American in every six; some $ 600 billion to help bolster Medicare, the federal health care program for retirees; and another $ 500 billion to set up subsidized savings accounts for lower-income workers.</w:t>
         <w:br/>
-        <w:t>Billy C. Murdock</w:t>
+        <w:t>Those proposals, Clinton said, could be paid for out of federal budget surpluses projected to top $ 4 trillion over the coming decade and a half.</w:t>
         <w:br/>
-        <w:t>New Braunfels, Texas</w:t>
+        <w:t>Congressional Republicans re gard the surplus as indicative of over-taxation, not an opportunity to increase spending. They called for a 10 percent cut in income taxes, an idea Clinton assailed yesterday in Buffalo.</w:t>
         <w:br/>
-        <w:t>Wake up, working class</w:t>
+        <w:t>"We're going to have a big argument about this … and I hope it will be a good debate," Clinton said.</w:t>
         <w:br/>
-        <w:t>I live in a rural area where good jobs have gone south and likely will not return.</w:t>
+        <w:t>He cautioned his supporters, however, against being tempted by tax cuts.</w:t>
         <w:br/>
-        <w:t>The very people who have suffered most still overwhelmingly vote for presidential candidates who pander to big business. The question that Barack Obama was trying to answer was why working-class Americans don't vote for him. His answer was insightful and true. Poor people seemingly vote for candidates based on reasons other than their own economic interests.</w:t>
+        <w:t>"What I said last night is not as popular as what others can tell you," Clinton said. "Others can say, ' We've got this surplus now; I just want a big tax cut; I'll give it back to you, you'll figure out what to do with it.' "</w:t>
         <w:br/>
-        <w:t>Their concerns over gun control, abortion, flag burning and prayer seem to trump their job pain. Obama explained all this eloquently.</w:t>
+        <w:t>He further admonished his backers to gird themselves for arguments against government spending, saying his plan is to set aside the projected surplus to deal with the aging of America, a demographic shift that will begin to kick in 15 years from now, when baby boomers begin to retire en masse.</w:t>
         <w:br/>
-        <w:t>My hope is that in the next election, common people such as myself will reject the red herring excuses and stop shooting themselves in the foot.</w:t>
+        <w:t>"You're going to have everybody say that government doesn't know how to spend this money," Clinton warned. "Look folks, Social Security and Medicare work."</w:t>
         <w:br/>
-        <w:t>Ed Fitch</w:t>
+        <w:t>Appearing with first lady Hillary Rodham Clinton, Vice President Al Gore and his wife Tipper, the president was greeted by thunderous applause from the largest crowd he has addressed since his post-State of the Union speech a year ago in La Crosse, Wis.</w:t>
         <w:br/>
-        <w:t xml:space="preserve">Lawrenceville, Ill. </w:t>
+        <w:t>Clinton was clearly energized by the response.</w:t>
+        <w:br/>
+        <w:t>"I thank you for one of the great days of my presidency," he said.</w:t>
+        <w:br/>
+        <w:t>The mood was more campaign rally than policy discussion, with handmade posters endorsing Gore in 2000, and one calling on Mrs. Clinton to seek office.</w:t>
+        <w:br/>
+        <w:t>"Hillary for New York Senator," read one sign. Clinton directed his wife's attention to it; she smiled .</w:t>
+        <w:br/>
+        <w:t>She has not commented publicly on speculation over whether she would run for the seat to be vacated in two years by Sen. Daniel Patrick Moynihan, D-N.Y.</w:t>
+        <w:br/>
+        <w:t>THE PRESIDENT'S AGENDA</w:t>
         <w:br/>
         <w:br/>
         <w:t>Graphic</w:t>
@@ -85,7 +95,7 @@
         <w:br/>
         <w:t xml:space="preserve"> </w:t>
         <w:br/>
-        <w:t>PHOTO, B/W, William Thomas Cain, Getty Images</w:t>
+        <w:t>PHOTO INFORMATIONAL GRAPHIC, PHOTO: Susan Walsh/Associated Press: The president and first lady; acknowledge the crowd's applause at Marine Midland Arena in Buffalo yesterday.; INFORMATIONAL GRAPHIC: Source: Associated Press: CBS Poll/Polls show Clinton's; approval</w:t>
       </w:r>
     </w:p>
     <w:sectPr>

--- a/example_articles/states/Multiple/6.states_Multiple_Other_publisher.docx
+++ b/example_articles/states/Multiple/6.states_Multiple_Other_publisher.docx
@@ -7,7 +7,7 @@
         <w:pStyle w:val="Heading1"/>
       </w:pPr>
       <w:r>
-        <w:t>RECEPTIVE CROWDS APPLAUD CLINTON'S PITCH FOR SURPLUS</w:t>
+        <w:t>Religion, guns have been backdrop for 'bitter' class for years</w:t>
       </w:r>
     </w:p>
     <w:p>
@@ -17,22 +17,22 @@
     </w:p>
     <w:p>
       <w:r>
-        <w:t>Date: 1999-01-21</w:t>
+        <w:t>Date: 2008-04-18</w:t>
       </w:r>
     </w:p>
     <w:p>
       <w:r>
-        <w:t>Section: NATIONAL,</w:t>
+        <w:t>Section: NEWS; Pg. 11A</w:t>
       </w:r>
     </w:p>
     <w:p>
       <w:r>
-        <w:t>Source file: Other publishers/Files (500) (22).DOCX</w:t>
+        <w:t>Source file: Other publishers/Files (500) (6).DOCX</w:t>
       </w:r>
     </w:p>
     <w:p>
       <w:r>
-        <w:t>Raw locations result, 'locations': ['New York', 'Pennsylvania']</w:t>
+        <w:t>Raw locations result, 'locations': ['Texas', 'Pennsylvania', 'Illinois']</w:t>
       </w:r>
     </w:p>
     <w:p>
@@ -49,45 +49,35 @@
     </w:p>
     <w:p>
       <w:r>
-        <w:t>President Clinton took the blueprint for the remainder of his term on the road yesterday and got a thunderous expression of heartland support from the Democratic faithful in this working class town near the Canadian border.</w:t>
+        <w:t>I am shocked by how some people are taking Barack Obama's statement from April 6 totally out of context ("Obama: 'Bitter' comments were ill chosen," USATODAY.com, Saturday).</w:t>
         <w:br/>
-        <w:t>As his attorneys rolled out day two of his defense in the Senate impeachment trial, Clinton fled Washington for the snow-covered fields and factories of western New York and Eastern Pennsylvania.</w:t>
+        <w:t>Obama said at a private fundraiser in San Francisco that working class voters "get bitter" and "cling to guns or religion."</w:t>
         <w:br/>
-        <w:t>In speeches in both places, Clinton asked Americans of all ages to get behind his plan to invest $ 4 trillion in projected budget surpluses over the next 15 years, preparing for an aging population. He took aim at Republican plans to use much of the money for an across-the-board income tax cut, saying the country needs to harness its current prosperity to confront future challenges.</w:t>
+        <w:t>I would add that religion and violence have been the foundation for bitterness not just for the working class but for thousands of poor people for years. When gasoline prices are so high and groceries cost so much, the poor sometimes resort to violence. Other times they go to churches for food, counseling and prayer.</w:t>
         <w:br/>
-        <w:t>"We cannot afford to squander this moment," Clinton told some 21,000 supporters gathered at the Marine Midland Arena, home of the Buffalo Sabres hockey team. "We have to make the most of it. We have to look at the long-term challenges facing America."</w:t>
+        <w:t>When Obama toured Pennsylvania recently, he saw people living in dire economic conditions. I'm sure that experience broke his heart.</w:t>
         <w:br/>
-        <w:t>Later, addressing some 3,500 students, teachers and parents at Norristown Area High School outside Philadelphia, in Montgomery County, Clinton charged grownups in the audience to look at the young people present, "and ask yourself, ' Do you really want to run the risk of squandering this surplus?'"</w:t>
+        <w:t>And what happened?</w:t>
         <w:br/>
-        <w:t>In his State of the Union address to Congress on Tuesday, Clinton called for investing $ 2.7 trillion over the coming 15 years to shore up the financially ailing Social Security program, which provides retirement benefits to one American in every six; some $ 600 billion to help bolster Medicare, the federal health care program for retirees; and another $ 500 billion to set up subsidized savings accounts for lower-income workers.</w:t>
+        <w:t>He voiced his concern at a fundraiser, and Sen. Hillary Clinton of New York jumped on his words, which are being played as though the senator of Illinois lacks compassion toward working-class voters.</w:t>
         <w:br/>
-        <w:t>Those proposals, Clinton said, could be paid for out of federal budget surpluses projected to top $ 4 trillion over the coming decade and a half.</w:t>
+        <w:t>Billy C. Murdock</w:t>
         <w:br/>
-        <w:t>Congressional Republicans re gard the surplus as indicative of over-taxation, not an opportunity to increase spending. They called for a 10 percent cut in income taxes, an idea Clinton assailed yesterday in Buffalo.</w:t>
+        <w:t>New Braunfels, Texas</w:t>
         <w:br/>
-        <w:t>"We're going to have a big argument about this … and I hope it will be a good debate," Clinton said.</w:t>
+        <w:t>Wake up, working class</w:t>
         <w:br/>
-        <w:t>He cautioned his supporters, however, against being tempted by tax cuts.</w:t>
+        <w:t>I live in a rural area where good jobs have gone south and likely will not return.</w:t>
         <w:br/>
-        <w:t>"What I said last night is not as popular as what others can tell you," Clinton said. "Others can say, ' We've got this surplus now; I just want a big tax cut; I'll give it back to you, you'll figure out what to do with it.' "</w:t>
+        <w:t>The very people who have suffered most still overwhelmingly vote for presidential candidates who pander to big business. The question that Barack Obama was trying to answer was why working-class Americans don't vote for him. His answer was insightful and true. Poor people seemingly vote for candidates based on reasons other than their own economic interests.</w:t>
         <w:br/>
-        <w:t>He further admonished his backers to gird themselves for arguments against government spending, saying his plan is to set aside the projected surplus to deal with the aging of America, a demographic shift that will begin to kick in 15 years from now, when baby boomers begin to retire en masse.</w:t>
+        <w:t>Their concerns over gun control, abortion, flag burning and prayer seem to trump their job pain. Obama explained all this eloquently.</w:t>
         <w:br/>
-        <w:t>"You're going to have everybody say that government doesn't know how to spend this money," Clinton warned. "Look folks, Social Security and Medicare work."</w:t>
+        <w:t>My hope is that in the next election, common people such as myself will reject the red herring excuses and stop shooting themselves in the foot.</w:t>
         <w:br/>
-        <w:t>Appearing with first lady Hillary Rodham Clinton, Vice President Al Gore and his wife Tipper, the president was greeted by thunderous applause from the largest crowd he has addressed since his post-State of the Union speech a year ago in La Crosse, Wis.</w:t>
+        <w:t>Ed Fitch</w:t>
         <w:br/>
-        <w:t>Clinton was clearly energized by the response.</w:t>
-        <w:br/>
-        <w:t>"I thank you for one of the great days of my presidency," he said.</w:t>
-        <w:br/>
-        <w:t>The mood was more campaign rally than policy discussion, with handmade posters endorsing Gore in 2000, and one calling on Mrs. Clinton to seek office.</w:t>
-        <w:br/>
-        <w:t>"Hillary for New York Senator," read one sign. Clinton directed his wife's attention to it; she smiled .</w:t>
-        <w:br/>
-        <w:t>She has not commented publicly on speculation over whether she would run for the seat to be vacated in two years by Sen. Daniel Patrick Moynihan, D-N.Y.</w:t>
-        <w:br/>
-        <w:t>THE PRESIDENT'S AGENDA</w:t>
+        <w:t xml:space="preserve">Lawrenceville, Ill. </w:t>
         <w:br/>
         <w:br/>
         <w:t>Graphic</w:t>
@@ -95,7 +85,7 @@
         <w:br/>
         <w:t xml:space="preserve"> </w:t>
         <w:br/>
-        <w:t>PHOTO INFORMATIONAL GRAPHIC, PHOTO: Susan Walsh/Associated Press: The president and first lady; acknowledge the crowd's applause at Marine Midland Arena in Buffalo yesterday.; INFORMATIONAL GRAPHIC: Source: Associated Press: CBS Poll/Polls show Clinton's; approval</w:t>
+        <w:t>PHOTO, B/W, William Thomas Cain, Getty Images</w:t>
       </w:r>
     </w:p>
     <w:sectPr>
